--- a/worksheets/W12_選題縮題與安全界線_學生用.docx
+++ b/worksheets/W12_選題縮題與安全界線_學生用.docx
@@ -367,6 +367,58 @@
         <w:t>提醒：兩邊都有合理在乎，不代表兩邊證據一樣多；不要為了對稱硬造弱方案。</w:t>
       </w:r>
     </w:p>
+    <w:p>
+      <w:pPr>
+        <w:keepNext/>
+        <w:keepLines w:val="0"/>
+        <w:spacing w:before="40" w:after="20" w:line="293" w:lineRule="auto"/>
+      </w:pPr>
+      <w:r>
+        <w:rPr>
+          <w:rFonts w:ascii="JetBrains Mono" w:hAnsi="JetBrains Mono" w:eastAsia="Arial Unicode MS"/>
+          <w:b/>
+          <w:i w:val="0"/>
+          <w:color w:val="1D4ED8"/>
+          <w:sz w:val="30"/>
+        </w:rPr>
+        <w:t>05</w:t>
+      </w:r>
+      <w:r>
+        <w:rPr>
+          <w:rFonts w:ascii="Arial Unicode MS" w:hAnsi="Arial Unicode MS" w:eastAsia="Arial Unicode MS"/>
+          <w:b w:val="0"/>
+          <w:i w:val="0"/>
+          <w:color w:val="1D4ED8"/>
+          <w:sz w:val="30"/>
+        </w:rPr>
+        <w:t xml:space="preserve">  </w:t>
+      </w:r>
+      <w:r>
+        <w:rPr>
+          <w:rFonts w:ascii="Arial Unicode MS" w:hAnsi="Arial Unicode MS" w:eastAsia="Arial Unicode MS"/>
+          <w:b/>
+          <w:i w:val="0"/>
+          <w:color w:val="1A2340"/>
+          <w:sz w:val="30"/>
+        </w:rPr>
+        <w:t>AI／紙本查漏界線</w:t>
+      </w:r>
+    </w:p>
+    <w:p>
+      <w:pPr>
+        <w:spacing w:before="0" w:after="40"/>
+      </w:pPr>
+      <w:r>
+        <w:rPr>
+          <w:rFonts w:ascii="Arial Unicode MS" w:hAnsi="Arial Unicode MS" w:eastAsia="Arial Unicode MS"/>
+          <w:b w:val="0"/>
+          <w:i w:val="0"/>
+          <w:color w:val="1A2340"/>
+          <w:sz w:val="18"/>
+        </w:rPr>
+        <w:t>🔒 個人 V1 前不使用 AI。V1 後可選 🧭 AI 或紙本清單，只請它提出遺漏方案／指標候選；只輸入公開題目，不輸入私事。小組查核公平與可觀察性，再由人決定採用與交付。</w:t>
+      </w:r>
+    </w:p>
     <w:sectPr>
       <w:headerReference w:type="default" r:id="rId9"/>
       <w:footerReference w:type="default" r:id="rId10"/>
